--- a/МАТЕРИАЛЫ_ДЛЯ_СДАЧИ_ТБМ/1_Лабораторная_работа_1_Мнемосхема/Отчет_ЛР1_ТБМ_ГОСТ.docx
+++ b/МАТЕРИАЛЫ_ДЛЯ_СДАЧИ_ТБМ/1_Лабораторная_работа_1_Мнемосхема/Отчет_ЛР1_ТБМ_ГОСТ.docx
@@ -333,302 +333,159 @@
       </w:pPr>
       <w:r>
         <w:rPr>
+          <w:rFonts w:ascii="Times New Roman" w:hAnsi="Times New Roman"/>
+          <w:sz w:val="28"/>
+        </w:rPr>
+        <w:t>Мини-группа-1</w:t>
+      </w:r>
+    </w:p>
+    <w:p>
+      <w:pPr>
+        <w:rPr>
+          <w:rFonts w:cs="Times New Roman"/>
+          <w:sz w:val="32"/>
+          <w:lang w:val="ru-RU"/>
+        </w:rPr>
+      </w:pPr>
+    </w:p>
+    <w:p>
+      <w:pPr>
+        <w:rPr>
+          <w:rFonts w:cs="Times New Roman"/>
+          <w:sz w:val="32"/>
+          <w:lang w:val="ru-RU"/>
+        </w:rPr>
+      </w:pPr>
+    </w:p>
+    <w:p>
+      <w:pPr>
+        <w:rPr>
+          <w:rFonts w:cs="Times New Roman"/>
+          <w:sz w:val="32"/>
+          <w:lang w:val="ru-RU"/>
+        </w:rPr>
+      </w:pPr>
+    </w:p>
+    <w:p>
+      <w:pPr>
+        <w:rPr>
+          <w:rFonts w:cs="Times New Roman"/>
+          <w:sz w:val="32"/>
+          <w:lang w:val="ru-RU"/>
+        </w:rPr>
+      </w:pPr>
+    </w:p>
+    <w:p>
+      <w:pPr>
+        <w:rPr>
+          <w:rFonts w:cs="Times New Roman"/>
+          <w:sz w:val="32"/>
+          <w:lang w:val="ru-RU"/>
+        </w:rPr>
+      </w:pPr>
+    </w:p>
+    <w:p>
+      <w:pPr>
+        <w:rPr>
+          <w:rFonts w:cs="Times New Roman"/>
+          <w:sz w:val="32"/>
+          <w:lang w:val="ru-RU"/>
+        </w:rPr>
+      </w:pPr>
+    </w:p>
+    <w:p>
+      <w:pPr>
+        <w:rPr>
+          <w:rFonts w:cs="Times New Roman"/>
+          <w:sz w:val="32"/>
+          <w:lang w:val="ru-RU"/>
+        </w:rPr>
+      </w:pPr>
+    </w:p>
+    <w:p>
+      <w:pPr>
+        <w:rPr>
+          <w:rFonts w:cs="Times New Roman"/>
+          <w:sz w:val="32"/>
+          <w:lang w:val="ru-RU"/>
+        </w:rPr>
+      </w:pPr>
+    </w:p>
+    <w:p>
+      <w:pPr>
+        <w:rPr>
+          <w:rFonts w:cs="Times New Roman"/>
+          <w:sz w:val="32"/>
+          <w:lang w:val="ru-RU"/>
+        </w:rPr>
+      </w:pPr>
+    </w:p>
+    <w:p>
+      <w:pPr>
+        <w:rPr>
+          <w:rFonts w:cs="Times New Roman"/>
+          <w:sz w:val="32"/>
+          <w:lang w:val="ru-RU"/>
+        </w:rPr>
+      </w:pPr>
+    </w:p>
+    <w:p>
+      <w:pPr>
+        <w:rPr>
+          <w:rFonts w:cs="Times New Roman"/>
+          <w:sz w:val="32"/>
+          <w:lang w:val="ru-RU"/>
+        </w:rPr>
+      </w:pPr>
+    </w:p>
+    <w:p>
+      <w:pPr>
+        <w:rPr>
+          <w:rFonts w:cs="Times New Roman"/>
+          <w:sz w:val="32"/>
+          <w:lang w:val="ru-RU"/>
+        </w:rPr>
+      </w:pPr>
+    </w:p>
+    <w:p>
+      <w:pPr>
+        <w:ind w:left="993"/>
+        <w:jc w:val="right"/>
+        <w:rPr>
           <w:rFonts w:cs="Times New Roman"/>
           <w:sz w:val="28"/>
           <w:szCs w:val="22"/>
           <w:lang w:val="ru-RU"/>
         </w:rPr>
-        <w:t>Мини</w:t>
-      </w:r>
-      <w:r>
+      </w:pPr>
+      <w:r>
+        <w:rPr>
+          <w:rFonts w:ascii="Times New Roman" w:hAnsi="Times New Roman"/>
+          <w:sz w:val="24"/>
+        </w:rPr>
+        <w:t>Выполнили: студенты гр. ПИ-209Бзу, ПИ-208Бзу</w:t>
+      </w:r>
+    </w:p>
+    <w:p>
+      <w:pPr>
+        <w:jc w:val="right"/>
         <w:rPr>
           <w:rFonts w:cs="Times New Roman"/>
           <w:sz w:val="28"/>
           <w:szCs w:val="22"/>
           <w:lang w:val="ru-RU"/>
         </w:rPr>
-        <w:t>-</w:t>
-      </w:r>
-      <w:r>
-        <w:rPr>
-          <w:rFonts w:cs="Times New Roman"/>
-          <w:sz w:val="28"/>
-          <w:szCs w:val="22"/>
-          <w:lang w:val="ru-RU"/>
-        </w:rPr>
-        <w:t>группа-</w:t>
-      </w:r>
-      <w:r>
-        <w:rPr>
-          <w:rFonts w:cs="Times New Roman"/>
-          <w:sz w:val="28"/>
-          <w:szCs w:val="22"/>
-          <w:highlight w:val="yellow"/>
-          <w:lang w:val="ru-RU"/>
-        </w:rPr>
-        <w:t>№мини</w:t>
-      </w:r>
-      <w:r>
-        <w:rPr>
-          <w:rFonts w:cs="Times New Roman"/>
-          <w:sz w:val="28"/>
-          <w:szCs w:val="22"/>
-          <w:highlight w:val="yellow"/>
-          <w:lang w:val="ru-RU"/>
-        </w:rPr>
-        <w:t>-</w:t>
-      </w:r>
-      <w:r>
-        <w:rPr>
-          <w:rFonts w:cs="Times New Roman"/>
-          <w:sz w:val="28"/>
-          <w:szCs w:val="22"/>
-          <w:highlight w:val="yellow"/>
-          <w:lang w:val="ru-RU"/>
-        </w:rPr>
-        <w:t>группы</w:t>
-      </w:r>
-    </w:p>
-    <w:p>
-      <w:pPr>
-        <w:rPr>
-          <w:rFonts w:cs="Times New Roman"/>
-          <w:sz w:val="32"/>
-          <w:lang w:val="ru-RU"/>
-        </w:rPr>
-      </w:pPr>
-    </w:p>
-    <w:p>
-      <w:pPr>
-        <w:rPr>
-          <w:rFonts w:cs="Times New Roman"/>
-          <w:sz w:val="32"/>
-          <w:lang w:val="ru-RU"/>
-        </w:rPr>
-      </w:pPr>
-    </w:p>
-    <w:p>
-      <w:pPr>
-        <w:rPr>
-          <w:rFonts w:cs="Times New Roman"/>
-          <w:sz w:val="32"/>
-          <w:lang w:val="ru-RU"/>
-        </w:rPr>
-      </w:pPr>
-    </w:p>
-    <w:p>
-      <w:pPr>
-        <w:rPr>
-          <w:rFonts w:cs="Times New Roman"/>
-          <w:sz w:val="32"/>
-          <w:lang w:val="ru-RU"/>
-        </w:rPr>
-      </w:pPr>
-    </w:p>
-    <w:p>
-      <w:pPr>
-        <w:rPr>
-          <w:rFonts w:cs="Times New Roman"/>
-          <w:sz w:val="32"/>
-          <w:lang w:val="ru-RU"/>
-        </w:rPr>
-      </w:pPr>
-    </w:p>
-    <w:p>
-      <w:pPr>
-        <w:rPr>
-          <w:rFonts w:cs="Times New Roman"/>
-          <w:sz w:val="32"/>
-          <w:lang w:val="ru-RU"/>
-        </w:rPr>
-      </w:pPr>
-    </w:p>
-    <w:p>
-      <w:pPr>
-        <w:rPr>
-          <w:rFonts w:cs="Times New Roman"/>
-          <w:sz w:val="32"/>
-          <w:lang w:val="ru-RU"/>
-        </w:rPr>
-      </w:pPr>
-    </w:p>
-    <w:p>
-      <w:pPr>
-        <w:rPr>
-          <w:rFonts w:cs="Times New Roman"/>
-          <w:sz w:val="32"/>
-          <w:lang w:val="ru-RU"/>
-        </w:rPr>
-      </w:pPr>
-    </w:p>
-    <w:p>
-      <w:pPr>
-        <w:rPr>
-          <w:rFonts w:cs="Times New Roman"/>
-          <w:sz w:val="32"/>
-          <w:lang w:val="ru-RU"/>
-        </w:rPr>
-      </w:pPr>
-    </w:p>
-    <w:p>
-      <w:pPr>
-        <w:rPr>
-          <w:rFonts w:cs="Times New Roman"/>
-          <w:sz w:val="32"/>
-          <w:lang w:val="ru-RU"/>
-        </w:rPr>
-      </w:pPr>
-    </w:p>
-    <w:p>
-      <w:pPr>
-        <w:rPr>
-          <w:rFonts w:cs="Times New Roman"/>
-          <w:sz w:val="32"/>
-          <w:lang w:val="ru-RU"/>
-        </w:rPr>
-      </w:pPr>
-    </w:p>
-    <w:p>
-      <w:pPr>
-        <w:rPr>
-          <w:rFonts w:cs="Times New Roman"/>
-          <w:sz w:val="32"/>
-          <w:lang w:val="ru-RU"/>
-        </w:rPr>
-      </w:pPr>
-    </w:p>
-    <w:p>
-      <w:pPr>
-        <w:ind w:left="993"/>
-        <w:rPr>
-          <w:rFonts w:cs="Times New Roman"/>
-          <w:sz w:val="28"/>
-          <w:szCs w:val="22"/>
-          <w:lang w:val="ru-RU"/>
-        </w:rPr>
-      </w:pPr>
-      <w:r>
-        <w:rPr>
-          <w:rFonts w:cs="Times New Roman"/>
-          <w:sz w:val="32"/>
-          <w:lang w:val="ru-RU"/>
-        </w:rPr>
-        <w:t xml:space="preserve">                                     </w:t>
-      </w:r>
-      <w:r>
-        <w:rPr>
-          <w:rFonts w:cs="Times New Roman"/>
-          <w:sz w:val="32"/>
-          <w:lang w:val="ru-RU"/>
-        </w:rPr>
-        <w:t xml:space="preserve">              </w:t>
-      </w:r>
-      <w:r>
-        <w:rPr>
-          <w:rFonts w:cs="Times New Roman"/>
-          <w:sz w:val="28"/>
-          <w:szCs w:val="22"/>
-          <w:lang w:val="ru-RU"/>
-        </w:rPr>
-        <w:t>Выполнил</w:t>
-      </w:r>
-      <w:r>
-        <w:rPr>
-          <w:rFonts w:cs="Times New Roman"/>
-          <w:sz w:val="28"/>
-          <w:szCs w:val="22"/>
-          <w:lang w:val="ru-RU"/>
-        </w:rPr>
-        <w:t>и</w:t>
-      </w:r>
-      <w:r>
-        <w:rPr>
-          <w:rFonts w:cs="Times New Roman"/>
-          <w:sz w:val="28"/>
-          <w:szCs w:val="22"/>
-          <w:lang w:val="ru-RU"/>
-        </w:rPr>
-        <w:t>: студент</w:t>
-      </w:r>
-      <w:r>
-        <w:rPr>
-          <w:rFonts w:cs="Times New Roman"/>
-          <w:sz w:val="28"/>
-          <w:szCs w:val="22"/>
-          <w:lang w:val="ru-RU"/>
-        </w:rPr>
-        <w:t>ы</w:t>
-      </w:r>
-      <w:r>
-        <w:rPr>
-          <w:rFonts w:cs="Times New Roman"/>
-          <w:sz w:val="28"/>
-          <w:szCs w:val="22"/>
-          <w:lang w:val="ru-RU"/>
-        </w:rPr>
-        <w:t xml:space="preserve"> </w:t>
-      </w:r>
-      <w:proofErr w:type="spellStart"/>
-      <w:r>
-        <w:rPr>
-          <w:rFonts w:cs="Times New Roman"/>
-          <w:sz w:val="28"/>
-          <w:szCs w:val="22"/>
-          <w:lang w:val="ru-RU"/>
-        </w:rPr>
-        <w:t>гр.</w:t>
-      </w:r>
-      <w:r>
-        <w:rPr>
-          <w:rFonts w:cs="Times New Roman"/>
-          <w:sz w:val="28"/>
-          <w:szCs w:val="22"/>
-          <w:highlight w:val="yellow"/>
-          <w:lang w:val="ru-RU"/>
-        </w:rPr>
-        <w:t>Группа</w:t>
-      </w:r>
-      <w:proofErr w:type="spellEnd"/>
-    </w:p>
-    <w:p>
-      <w:pPr>
-        <w:jc w:val="right"/>
-        <w:rPr>
-          <w:rFonts w:cs="Times New Roman"/>
-          <w:sz w:val="28"/>
-          <w:szCs w:val="22"/>
-          <w:lang w:val="ru-RU"/>
-        </w:rPr>
-      </w:pPr>
-      <w:r>
-        <w:rPr>
-          <w:rFonts w:cs="Times New Roman"/>
-          <w:sz w:val="28"/>
-          <w:szCs w:val="22"/>
-          <w:highlight w:val="yellow"/>
-          <w:lang w:val="ru-RU"/>
-        </w:rPr>
-        <w:t>Фамилия И.О. всех студентов мини</w:t>
-      </w:r>
-      <w:r>
-        <w:rPr>
-          <w:rFonts w:cs="Times New Roman"/>
-          <w:sz w:val="28"/>
-          <w:szCs w:val="22"/>
-          <w:highlight w:val="yellow"/>
-          <w:lang w:val="ru-RU"/>
-        </w:rPr>
-        <w:t>-</w:t>
-      </w:r>
-      <w:r>
-        <w:rPr>
-          <w:rFonts w:cs="Times New Roman"/>
-          <w:sz w:val="28"/>
-          <w:szCs w:val="22"/>
-          <w:highlight w:val="yellow"/>
-          <w:lang w:val="ru-RU"/>
-        </w:rPr>
-        <w:t>группы</w:t>
+      </w:pPr>
+      <w:r>
+        <w:rPr>
+          <w:rFonts w:ascii="Times New Roman" w:hAnsi="Times New Roman"/>
+          <w:sz w:val="24"/>
+        </w:rPr>
+        <w:t>Ардаширов Э.Ф.</w:t>
+        <w:br/>
+        <w:t>Байгускаров Т.Р.</w:t>
+        <w:br/>
+        <w:t>Баянов Д.Г.</w:t>
       </w:r>
     </w:p>
     <w:p>
@@ -784,19 +641,10 @@
       </w:pPr>
       <w:r>
         <w:rPr>
-          <w:rFonts w:cs="Times New Roman"/>
-          <w:sz w:val="28"/>
-          <w:lang w:val="ru-RU"/>
-        </w:rPr>
-        <w:t>Уфа 202</w:t>
-      </w:r>
-      <w:r>
-        <w:rPr>
-          <w:rFonts w:cs="Times New Roman"/>
-          <w:sz w:val="28"/>
-          <w:lang w:val="ru-RU"/>
-        </w:rPr>
-        <w:t>5</w:t>
+          <w:rFonts w:ascii="Times New Roman" w:hAnsi="Times New Roman"/>
+          <w:sz w:val="24"/>
+        </w:rPr>
+        <w:t>Уфа 2026</w:t>
       </w:r>
     </w:p>
     <w:p>
